--- a/8. Worksheet_PABW_Pertemuan8 - ID.docx/8. Worksheet_PABW_Pertemuan8 - ID.docx
+++ b/8. Worksheet_PABW_Pertemuan8 - ID.docx/8. Worksheet_PABW_Pertemuan8 - ID.docx
@@ -2043,6 +2043,9 @@
             <w:pPr>
               <w:spacing w:before="20" w:after="20" w:line="252" w:lineRule="auto"/>
             </w:pPr>
+            <w:r>
+              <w:t>http://127.0.0.1:5500/8.%20Worksheet_PABW_Pertemuan8%20-%20ID.docx/Profil.html</w:t>
+            </w:r>
           </w:p>
         </w:tc>
       </w:tr>
@@ -2112,6 +2115,9 @@
             <w:pPr>
               <w:spacing w:before="20" w:after="20" w:line="252" w:lineRule="auto"/>
             </w:pPr>
+            <w:r>
+              <w:t>http://127.0.0.1:8000/Profil.html</w:t>
+            </w:r>
           </w:p>
         </w:tc>
       </w:tr>
@@ -2754,7 +2760,19 @@
           <w:p>
             <w:pPr>
               <w:spacing w:before="20" w:after="20" w:line="252" w:lineRule="auto"/>
-            </w:pPr>
+              <w:rPr>
+                <w:sz w:val="19"/>
+                <w:szCs w:val="19"/>
+              </w:rPr>
+            </w:pPr>
+            <w:r>
+              <w:rPr>
+                <w:rFonts w:ascii="Segoe UI Symbol" w:hAnsi="Segoe UI Symbol" w:cs="Segoe UI Symbol"/>
+                <w:sz w:val="19"/>
+                <w:szCs w:val="19"/>
+              </w:rPr>
+              <w:t>✓</w:t>
+            </w:r>
           </w:p>
         </w:tc>
       </w:tr>
@@ -2800,7 +2818,19 @@
           <w:p>
             <w:pPr>
               <w:spacing w:before="20" w:after="20" w:line="252" w:lineRule="auto"/>
-            </w:pPr>
+              <w:rPr>
+                <w:sz w:val="19"/>
+                <w:szCs w:val="19"/>
+              </w:rPr>
+            </w:pPr>
+            <w:r>
+              <w:rPr>
+                <w:rFonts w:ascii="Segoe UI Symbol" w:hAnsi="Segoe UI Symbol" w:cs="Segoe UI Symbol"/>
+                <w:sz w:val="19"/>
+                <w:szCs w:val="19"/>
+              </w:rPr>
+              <w:t>✓</w:t>
+            </w:r>
           </w:p>
         </w:tc>
       </w:tr>
@@ -2846,7 +2876,19 @@
           <w:p>
             <w:pPr>
               <w:spacing w:before="20" w:after="20" w:line="252" w:lineRule="auto"/>
-            </w:pPr>
+              <w:rPr>
+                <w:sz w:val="19"/>
+                <w:szCs w:val="19"/>
+              </w:rPr>
+            </w:pPr>
+            <w:r>
+              <w:rPr>
+                <w:rFonts w:ascii="Segoe UI Symbol" w:hAnsi="Segoe UI Symbol" w:cs="Segoe UI Symbol"/>
+                <w:sz w:val="19"/>
+                <w:szCs w:val="19"/>
+              </w:rPr>
+              <w:t>✓</w:t>
+            </w:r>
           </w:p>
         </w:tc>
       </w:tr>
@@ -2892,7 +2934,19 @@
           <w:p>
             <w:pPr>
               <w:spacing w:before="20" w:after="20" w:line="252" w:lineRule="auto"/>
-            </w:pPr>
+              <w:rPr>
+                <w:sz w:val="19"/>
+                <w:szCs w:val="19"/>
+              </w:rPr>
+            </w:pPr>
+            <w:r>
+              <w:rPr>
+                <w:rFonts w:ascii="Segoe UI Symbol" w:hAnsi="Segoe UI Symbol" w:cs="Segoe UI Symbol"/>
+                <w:sz w:val="19"/>
+                <w:szCs w:val="19"/>
+              </w:rPr>
+              <w:t>✓</w:t>
+            </w:r>
           </w:p>
         </w:tc>
       </w:tr>
@@ -2938,7 +2992,19 @@
           <w:p>
             <w:pPr>
               <w:spacing w:before="20" w:after="20" w:line="252" w:lineRule="auto"/>
-            </w:pPr>
+              <w:rPr>
+                <w:sz w:val="19"/>
+                <w:szCs w:val="19"/>
+              </w:rPr>
+            </w:pPr>
+            <w:r>
+              <w:rPr>
+                <w:rFonts w:ascii="Segoe UI Symbol" w:hAnsi="Segoe UI Symbol" w:cs="Segoe UI Symbol"/>
+                <w:sz w:val="19"/>
+                <w:szCs w:val="19"/>
+              </w:rPr>
+              <w:t>✓</w:t>
+            </w:r>
           </w:p>
         </w:tc>
       </w:tr>
@@ -13125,11 +13191,19 @@
             </w:pPr>
             <w:r>
               <w:rPr>
-                <w:rFonts w:cs="Carlito"/>
+                <w:rFonts w:ascii="Segoe UI Symbol" w:hAnsi="Segoe UI Symbol" w:cs="Segoe UI Symbol"/>
                 <w:color w:val="003796"/>
                 <w:sz w:val="22"/>
               </w:rPr>
-              <w:t>☐  Berkas  profil.html dan folder js/ ada di repositori, terbuka tanpa galat di Console</w:t>
+              <w:t>✓</w:t>
+            </w:r>
+            <w:r>
+              <w:rPr>
+                <w:rFonts w:cs="Carlito"/>
+                <w:color w:val="003796"/>
+                <w:sz w:val="22"/>
+              </w:rPr>
+              <w:t xml:space="preserve"> Berkas  profil.html dan folder js/ ada di repositori, terbuka tanpa galat di Console</w:t>
             </w:r>
           </w:p>
         </w:tc>
@@ -13151,11 +13225,19 @@
             </w:pPr>
             <w:r>
               <w:rPr>
-                <w:rFonts w:cs="Carlito"/>
+                <w:rFonts w:ascii="Segoe UI Symbol" w:hAnsi="Segoe UI Symbol" w:cs="Segoe UI Symbol"/>
                 <w:color w:val="003796"/>
                 <w:sz w:val="22"/>
               </w:rPr>
-              <w:t>☐  Skrip  baris &lt;script type="module" src="js/app.js"&gt;&lt;/script&gt; ada sebelum &lt;/body&gt;, tidak ditulis dua kali</w:t>
+              <w:t>✓</w:t>
+            </w:r>
+            <w:r>
+              <w:rPr>
+                <w:rFonts w:cs="Carlito"/>
+                <w:color w:val="003796"/>
+                <w:sz w:val="22"/>
+              </w:rPr>
+              <w:t xml:space="preserve"> Skrip  baris &lt;script type="module" src="js/app.js"&gt;&lt;/script&gt; ada sebelum &lt;/body&gt;, tidak ditulis dua kali</w:t>
             </w:r>
           </w:p>
         </w:tc>
@@ -13177,11 +13259,19 @@
             </w:pPr>
             <w:r>
               <w:rPr>
-                <w:rFonts w:cs="Carlito"/>
+                <w:rFonts w:ascii="Segoe UI Symbol" w:hAnsi="Segoe UI Symbol" w:cs="Segoe UI Symbol"/>
                 <w:color w:val="003796"/>
                 <w:sz w:val="22"/>
               </w:rPr>
-              <w:t>☐  Data  identitas, daftar keahlian, dan daftar proyek tersimpan sebagai const di app.js, tidak ditulis di HTML</w:t>
+              <w:t>✓</w:t>
+            </w:r>
+            <w:r>
+              <w:rPr>
+                <w:rFonts w:cs="Carlito"/>
+                <w:color w:val="003796"/>
+                <w:sz w:val="22"/>
+              </w:rPr>
+              <w:t xml:space="preserve"> Data  identitas, daftar keahlian, dan daftar proyek tersimpan sebagai const di app.js, tidak ditulis di HTML</w:t>
             </w:r>
           </w:p>
         </w:tc>
@@ -13203,11 +13293,19 @@
             </w:pPr>
             <w:r>
               <w:rPr>
-                <w:rFonts w:cs="Carlito"/>
+                <w:rFonts w:ascii="Segoe UI Symbol" w:hAnsi="Segoe UI Symbol" w:cs="Segoe UI Symbol"/>
                 <w:color w:val="003796"/>
                 <w:sz w:val="22"/>
               </w:rPr>
-              <w:t>☐  Fungsi  minimal dua fungsi murni bekerja, masing-masing satu pekerjaan, memakai return</w:t>
+              <w:t>✓</w:t>
+            </w:r>
+            <w:r>
+              <w:rPr>
+                <w:rFonts w:cs="Carlito"/>
+                <w:color w:val="003796"/>
+                <w:sz w:val="22"/>
+              </w:rPr>
+              <w:t xml:space="preserve"> Fungsi  minimal dua fungsi murni bekerja, masing-masing satu pekerjaan, memakai return</w:t>
             </w:r>
           </w:p>
         </w:tc>
@@ -13229,11 +13327,19 @@
             </w:pPr>
             <w:r>
               <w:rPr>
-                <w:rFonts w:cs="Carlito"/>
+                <w:rFonts w:ascii="Segoe UI Symbol" w:hAnsi="Segoe UI Symbol" w:cs="Segoe UI Symbol"/>
                 <w:color w:val="003796"/>
                 <w:sz w:val="22"/>
               </w:rPr>
-              <w:t>☐  Array methods  map, filter, dan find dipakai pada data yang benar; data asli tidak berubah setelah salinan diurutkan</w:t>
+              <w:t>✓</w:t>
+            </w:r>
+            <w:r>
+              <w:rPr>
+                <w:rFonts w:cs="Carlito"/>
+                <w:color w:val="003796"/>
+                <w:sz w:val="22"/>
+              </w:rPr>
+              <w:t xml:space="preserve"> Array methods  map, filter, dan find dipakai pada data yang benar; data asli tidak berubah setelah salinan diurutkan</w:t>
             </w:r>
           </w:p>
         </w:tc>
@@ -13255,11 +13361,19 @@
             </w:pPr>
             <w:r>
               <w:rPr>
-                <w:rFonts w:cs="Carlito"/>
+                <w:rFonts w:ascii="Segoe UI Symbol" w:hAnsi="Segoe UI Symbol" w:cs="Segoe UI Symbol"/>
                 <w:color w:val="003796"/>
                 <w:sz w:val="22"/>
               </w:rPr>
-              <w:t>☐  Console  tidak ada pesan merah; tiga tangkapan layar lembar E sudah disimpan</w:t>
+              <w:t>✓</w:t>
+            </w:r>
+            <w:r>
+              <w:rPr>
+                <w:rFonts w:cs="Carlito"/>
+                <w:color w:val="003796"/>
+                <w:sz w:val="22"/>
+              </w:rPr>
+              <w:t xml:space="preserve"> Console  tidak ada pesan merah; tiga tangkapan layar lembar E sudah disimpan</w:t>
             </w:r>
           </w:p>
         </w:tc>
@@ -13281,11 +13395,19 @@
             </w:pPr>
             <w:r>
               <w:rPr>
-                <w:rFonts w:cs="Carlito"/>
+                <w:rFonts w:ascii="Segoe UI Symbol" w:hAnsi="Segoe UI Symbol" w:cs="Segoe UI Symbol"/>
                 <w:color w:val="003796"/>
                 <w:sz w:val="22"/>
               </w:rPr>
-              <w:t xml:space="preserve">☐  Deklarasi AI  bagian README menyebutkan bagian mana yang dibantu AI dan bagian mana yang </w:t>
+              <w:t>✓</w:t>
+            </w:r>
+            <w:r>
+              <w:rPr>
+                <w:rFonts w:cs="Carlito"/>
+                <w:color w:val="003796"/>
+                <w:sz w:val="22"/>
+              </w:rPr>
+              <w:t xml:space="preserve"> Deklarasi AI  bagian README menyebutkan bagian mana yang dibantu AI dan bagian mana yang </w:t>
             </w:r>
             <w:r>
               <w:rPr>
@@ -13316,12 +13438,20 @@
             </w:pPr>
             <w:r>
               <w:rPr>
-                <w:rFonts w:cs="Carlito"/>
+                <w:rFonts w:ascii="Segoe UI Symbol" w:hAnsi="Segoe UI Symbol" w:cs="Segoe UI Symbol"/>
                 <w:color w:val="003796"/>
                 <w:sz w:val="22"/>
               </w:rPr>
               <w:lastRenderedPageBreak/>
-              <w:t>☐  Git  ada lebih dari satu commit hari ini, dan pesan commit-nya menjelaskan isinya</w:t>
+              <w:t>✓</w:t>
+            </w:r>
+            <w:r>
+              <w:rPr>
+                <w:rFonts w:cs="Carlito"/>
+                <w:color w:val="003796"/>
+                <w:sz w:val="22"/>
+              </w:rPr>
+              <w:t xml:space="preserve">  Git  ada lebih dari satu commit hari ini, dan pesan commit-nya menjelaskan isinya</w:t>
             </w:r>
           </w:p>
         </w:tc>
@@ -13453,11 +13583,19 @@
             </w:pPr>
             <w:r>
               <w:rPr>
-                <w:rFonts w:cs="Carlito"/>
+                <w:rFonts w:ascii="Segoe UI Symbol" w:hAnsi="Segoe UI Symbol" w:cs="Segoe UI Symbol"/>
                 <w:color w:val="003796"/>
                 <w:sz w:val="22"/>
               </w:rPr>
-              <w:t>☐  Pengungkapan AI  README menyebutkan bagian mana yang dibantu AI dan bagian mana yang saya kerjakan sendiri</w:t>
+              <w:t>✓</w:t>
+            </w:r>
+            <w:r>
+              <w:rPr>
+                <w:rFonts w:cs="Carlito"/>
+                <w:color w:val="003796"/>
+                <w:sz w:val="22"/>
+              </w:rPr>
+              <w:t xml:space="preserve">  Pengungkapan AI  README menyebutkan bagian mana yang dibantu AI dan bagian mana yang saya kerjakan sendiri</w:t>
             </w:r>
           </w:p>
         </w:tc>
@@ -13479,11 +13617,19 @@
             </w:pPr>
             <w:r>
               <w:rPr>
-                <w:rFonts w:cs="Carlito"/>
+                <w:rFonts w:ascii="Segoe UI Symbol" w:hAnsi="Segoe UI Symbol" w:cs="Segoe UI Symbol"/>
                 <w:color w:val="003796"/>
                 <w:sz w:val="22"/>
               </w:rPr>
-              <w:t>☐  Keaslian  topik dan isi halaman ini milik saya sendiri, tidak menyalin pekerjaan mahasiswa lain</w:t>
+              <w:t>✓</w:t>
+            </w:r>
+            <w:r>
+              <w:rPr>
+                <w:rFonts w:cs="Carlito"/>
+                <w:color w:val="003796"/>
+                <w:sz w:val="22"/>
+              </w:rPr>
+              <w:t xml:space="preserve">  Keaslian  topik dan isi halaman ini milik saya sendiri, tidak menyalin pekerjaan mahasiswa lain</w:t>
             </w:r>
           </w:p>
         </w:tc>
@@ -18724,7 +18870,6 @@
   <w:style w:type="character" w:default="1" w:styleId="DefaultParagraphFont">
     <w:name w:val="Default Paragraph Font"/>
     <w:uiPriority w:val="1"/>
-    <w:semiHidden/>
     <w:unhideWhenUsed/>
   </w:style>
   <w:style w:type="table" w:default="1" w:styleId="TableNormal">

--- a/8. Worksheet_PABW_Pertemuan8 - ID.docx/8. Worksheet_PABW_Pertemuan8 - ID.docx
+++ b/8. Worksheet_PABW_Pertemuan8 - ID.docx/8. Worksheet_PABW_Pertemuan8 - ID.docx
@@ -3003,7 +3003,7 @@
                 <w:sz w:val="19"/>
                 <w:szCs w:val="19"/>
               </w:rPr>
-              <w:t>✓</w:t>
+              <w:t>X masih ada beberapa pesan merah tetapi semua fungsi aman</w:t>
             </w:r>
           </w:p>
         </w:tc>
@@ -5196,7 +5196,18 @@
           <w:p>
             <w:pPr>
               <w:spacing w:before="20" w:after="20" w:line="252" w:lineRule="auto"/>
-            </w:pPr>
+              <w:rPr>
+                <w:sz w:val="18"/>
+                <w:szCs w:val="18"/>
+              </w:rPr>
+            </w:pPr>
+            <w:r>
+              <w:rPr>
+                <w:sz w:val="18"/>
+                <w:szCs w:val="18"/>
+              </w:rPr>
+              <w:t>Profil.nama</w:t>
+            </w:r>
           </w:p>
         </w:tc>
         <w:tc>
@@ -5212,7 +5223,18 @@
           <w:p>
             <w:pPr>
               <w:spacing w:before="20" w:after="20" w:line="252" w:lineRule="auto"/>
-            </w:pPr>
+              <w:rPr>
+                <w:sz w:val="18"/>
+                <w:szCs w:val="18"/>
+              </w:rPr>
+            </w:pPr>
+            <w:r>
+              <w:rPr>
+                <w:sz w:val="18"/>
+                <w:szCs w:val="18"/>
+              </w:rPr>
+              <w:t>Orlando Ryan Sadewa</w:t>
+            </w:r>
           </w:p>
         </w:tc>
       </w:tr>
@@ -5258,7 +5280,18 @@
           <w:p>
             <w:pPr>
               <w:spacing w:before="20" w:after="20" w:line="252" w:lineRule="auto"/>
-            </w:pPr>
+              <w:rPr>
+                <w:sz w:val="18"/>
+                <w:szCs w:val="18"/>
+              </w:rPr>
+            </w:pPr>
+            <w:r>
+              <w:rPr>
+                <w:sz w:val="18"/>
+                <w:szCs w:val="18"/>
+              </w:rPr>
+              <w:t>Profil.peran</w:t>
+            </w:r>
           </w:p>
         </w:tc>
         <w:tc>
@@ -5274,11 +5307,16 @@
           <w:p>
             <w:pPr>
               <w:spacing w:before="20" w:after="20" w:line="252" w:lineRule="auto"/>
-            </w:pPr>
-            <w:r>
-              <w:rPr>
-                <w:rFonts w:cs="Carlito"/>
-                <w:sz w:val="18"/>
+              <w:rPr>
+                <w:sz w:val="18"/>
+                <w:szCs w:val="18"/>
+              </w:rPr>
+            </w:pPr>
+            <w:r>
+              <w:rPr>
+                <w:rFonts w:cs="Carlito"/>
+                <w:sz w:val="18"/>
+                <w:szCs w:val="18"/>
               </w:rPr>
               <w:t>Mahasiswa Informatika yang belajar front-end</w:t>
             </w:r>
@@ -5327,7 +5365,18 @@
           <w:p>
             <w:pPr>
               <w:spacing w:before="20" w:after="20" w:line="252" w:lineRule="auto"/>
-            </w:pPr>
+              <w:rPr>
+                <w:sz w:val="18"/>
+                <w:szCs w:val="18"/>
+              </w:rPr>
+            </w:pPr>
+            <w:r>
+              <w:rPr>
+                <w:sz w:val="18"/>
+                <w:szCs w:val="18"/>
+              </w:rPr>
+              <w:t>Profil.keahlian</w:t>
+            </w:r>
           </w:p>
         </w:tc>
         <w:tc>
@@ -5343,7 +5392,18 @@
           <w:p>
             <w:pPr>
               <w:spacing w:before="20" w:after="20" w:line="252" w:lineRule="auto"/>
-            </w:pPr>
+              <w:rPr>
+                <w:sz w:val="18"/>
+                <w:szCs w:val="18"/>
+              </w:rPr>
+            </w:pPr>
+            <w:r>
+              <w:rPr>
+                <w:sz w:val="18"/>
+                <w:szCs w:val="18"/>
+              </w:rPr>
+              <w:t>HTML, CSS, JavaScript</w:t>
+            </w:r>
           </w:p>
         </w:tc>
       </w:tr>
@@ -5389,7 +5449,18 @@
           <w:p>
             <w:pPr>
               <w:spacing w:before="20" w:after="20" w:line="252" w:lineRule="auto"/>
-            </w:pPr>
+              <w:rPr>
+                <w:sz w:val="18"/>
+                <w:szCs w:val="18"/>
+              </w:rPr>
+            </w:pPr>
+            <w:r>
+              <w:rPr>
+                <w:sz w:val="18"/>
+                <w:szCs w:val="18"/>
+              </w:rPr>
+              <w:t>Profil.jumlahproyek</w:t>
+            </w:r>
           </w:p>
         </w:tc>
         <w:tc>
@@ -5405,13 +5476,18 @@
           <w:p>
             <w:pPr>
               <w:spacing w:before="20" w:after="20" w:line="252" w:lineRule="auto"/>
-            </w:pPr>
-            <w:r>
-              <w:rPr>
-                <w:rFonts w:cs="Carlito"/>
-                <w:sz w:val="18"/>
-              </w:rPr>
-              <w:t>jumlah proyek yang sudah dibuat</w:t>
+              <w:rPr>
+                <w:sz w:val="18"/>
+                <w:szCs w:val="18"/>
+              </w:rPr>
+            </w:pPr>
+            <w:r>
+              <w:rPr>
+                <w:rFonts w:cs="Carlito"/>
+                <w:sz w:val="18"/>
+                <w:szCs w:val="18"/>
+              </w:rPr>
+              <w:t>3</w:t>
             </w:r>
           </w:p>
         </w:tc>
@@ -9876,7 +9952,18 @@
           <w:p>
             <w:pPr>
               <w:spacing w:before="20" w:after="20" w:line="252" w:lineRule="auto"/>
-            </w:pPr>
+              <w:rPr>
+                <w:sz w:val="19"/>
+                <w:szCs w:val="19"/>
+              </w:rPr>
+            </w:pPr>
+            <w:r>
+              <w:rPr>
+                <w:sz w:val="19"/>
+                <w:szCs w:val="19"/>
+              </w:rPr>
+              <w:t>Seluruh isi tampil sebagai tabel dengan 3 baris</w:t>
+            </w:r>
           </w:p>
         </w:tc>
       </w:tr>
@@ -9945,7 +10032,18 @@
           <w:p>
             <w:pPr>
               <w:spacing w:before="20" w:after="20" w:line="252" w:lineRule="auto"/>
-            </w:pPr>
+              <w:rPr>
+                <w:sz w:val="19"/>
+                <w:szCs w:val="19"/>
+              </w:rPr>
+            </w:pPr>
+            <w:r>
+              <w:rPr>
+                <w:sz w:val="19"/>
+                <w:szCs w:val="19"/>
+              </w:rPr>
+              <w:t>Hanya proyek yang selesai: true yang tersisa, yaitu 2 proyek</w:t>
+            </w:r>
           </w:p>
         </w:tc>
       </w:tr>
@@ -10014,7 +10112,18 @@
           <w:p>
             <w:pPr>
               <w:spacing w:before="20" w:after="20" w:line="252" w:lineRule="auto"/>
-            </w:pPr>
+              <w:rPr>
+                <w:sz w:val="19"/>
+                <w:szCs w:val="19"/>
+              </w:rPr>
+            </w:pPr>
+            <w:r>
+              <w:rPr>
+                <w:sz w:val="19"/>
+                <w:szCs w:val="19"/>
+              </w:rPr>
+              <w:t>Menemukan object "Katalog Anime"</w:t>
+            </w:r>
           </w:p>
         </w:tc>
       </w:tr>
@@ -10083,7 +10192,18 @@
           <w:p>
             <w:pPr>
               <w:spacing w:before="20" w:after="20" w:line="252" w:lineRule="auto"/>
-            </w:pPr>
+              <w:rPr>
+                <w:sz w:val="19"/>
+                <w:szCs w:val="19"/>
+              </w:rPr>
+            </w:pPr>
+            <w:r>
+              <w:rPr>
+                <w:sz w:val="19"/>
+                <w:szCs w:val="19"/>
+              </w:rPr>
+              <w:t>Menghasilkan 3 judul, jumlahnya sama dengan array asli</w:t>
+            </w:r>
           </w:p>
         </w:tc>
       </w:tr>
@@ -10152,7 +10272,25 @@
           <w:p>
             <w:pPr>
               <w:spacing w:before="20" w:after="20" w:line="252" w:lineRule="auto"/>
-            </w:pPr>
+              <w:rPr>
+                <w:sz w:val="19"/>
+                <w:szCs w:val="19"/>
+              </w:rPr>
+            </w:pPr>
+            <w:r>
+              <w:rPr>
+                <w:sz w:val="19"/>
+                <w:szCs w:val="19"/>
+              </w:rPr>
+              <w:t>T</w:t>
+            </w:r>
+            <w:r>
+              <w:rPr>
+                <w:sz w:val="19"/>
+                <w:szCs w:val="19"/>
+              </w:rPr>
+              <w:t>idak berubah karena menggunakan salinan [...daftarProyek]</w:t>
+            </w:r>
           </w:p>
         </w:tc>
       </w:tr>
@@ -12222,7 +12360,18 @@
           <w:p>
             <w:pPr>
               <w:spacing w:before="20" w:after="20" w:line="252" w:lineRule="auto"/>
-            </w:pPr>
+              <w:rPr>
+                <w:sz w:val="18"/>
+                <w:szCs w:val="18"/>
+              </w:rPr>
+            </w:pPr>
+            <w:r>
+              <w:rPr>
+                <w:sz w:val="18"/>
+                <w:szCs w:val="18"/>
+              </w:rPr>
+              <w:t>Uncaught typeerror</w:t>
+            </w:r>
           </w:p>
         </w:tc>
         <w:tc>
@@ -12238,7 +12387,18 @@
           <w:p>
             <w:pPr>
               <w:spacing w:before="20" w:after="20" w:line="252" w:lineRule="auto"/>
-            </w:pPr>
+              <w:rPr>
+                <w:sz w:val="18"/>
+                <w:szCs w:val="18"/>
+              </w:rPr>
+            </w:pPr>
+            <w:r>
+              <w:rPr>
+                <w:sz w:val="18"/>
+                <w:szCs w:val="18"/>
+              </w:rPr>
+              <w:t>89</w:t>
+            </w:r>
           </w:p>
         </w:tc>
         <w:tc>
@@ -12254,7 +12414,39 @@
           <w:p>
             <w:pPr>
               <w:spacing w:before="20" w:after="20" w:line="252" w:lineRule="auto"/>
-            </w:pPr>
+              <w:rPr>
+                <w:sz w:val="18"/>
+                <w:szCs w:val="18"/>
+              </w:rPr>
+            </w:pPr>
+            <w:r>
+              <w:rPr>
+                <w:sz w:val="18"/>
+                <w:szCs w:val="18"/>
+              </w:rPr>
+              <w:t>Q</w:t>
+            </w:r>
+            <w:r>
+              <w:rPr>
+                <w:sz w:val="18"/>
+                <w:szCs w:val="18"/>
+              </w:rPr>
+              <w:t>uerySelector()</w:t>
+            </w:r>
+            <w:r>
+              <w:rPr>
+                <w:sz w:val="18"/>
+                <w:szCs w:val="18"/>
+              </w:rPr>
+              <w:t>nya</w:t>
+            </w:r>
+            <w:r>
+              <w:rPr>
+                <w:sz w:val="18"/>
+                <w:szCs w:val="18"/>
+              </w:rPr>
+              <w:t xml:space="preserve"> tidak menemukan elemen tersebut sehingga hasilnya null.</w:t>
+            </w:r>
           </w:p>
         </w:tc>
         <w:tc>
@@ -12270,7 +12462,18 @@
           <w:p>
             <w:pPr>
               <w:spacing w:before="20" w:after="20" w:line="252" w:lineRule="auto"/>
-            </w:pPr>
+              <w:rPr>
+                <w:sz w:val="18"/>
+                <w:szCs w:val="18"/>
+              </w:rPr>
+            </w:pPr>
+            <w:r>
+              <w:rPr>
+                <w:sz w:val="18"/>
+                <w:szCs w:val="18"/>
+              </w:rPr>
+              <w:t>Mengecek id dan class pada html sesuai.</w:t>
+            </w:r>
           </w:p>
         </w:tc>
       </w:tr>
@@ -12293,7 +12496,25 @@
           <w:p>
             <w:pPr>
               <w:spacing w:before="20" w:after="20" w:line="252" w:lineRule="auto"/>
-            </w:pPr>
+              <w:rPr>
+                <w:sz w:val="18"/>
+                <w:szCs w:val="18"/>
+              </w:rPr>
+            </w:pPr>
+            <w:r>
+              <w:rPr>
+                <w:sz w:val="18"/>
+                <w:szCs w:val="18"/>
+              </w:rPr>
+              <w:t>U</w:t>
+            </w:r>
+            <w:r>
+              <w:rPr>
+                <w:sz w:val="18"/>
+                <w:szCs w:val="18"/>
+              </w:rPr>
+              <w:t>ndifined</w:t>
+            </w:r>
           </w:p>
         </w:tc>
         <w:tc>
@@ -12309,7 +12530,18 @@
           <w:p>
             <w:pPr>
               <w:spacing w:before="20" w:after="20" w:line="252" w:lineRule="auto"/>
-            </w:pPr>
+              <w:rPr>
+                <w:sz w:val="18"/>
+                <w:szCs w:val="18"/>
+              </w:rPr>
+            </w:pPr>
+            <w:r>
+              <w:rPr>
+                <w:sz w:val="18"/>
+                <w:szCs w:val="18"/>
+              </w:rPr>
+              <w:t>92</w:t>
+            </w:r>
           </w:p>
         </w:tc>
         <w:tc>
@@ -12325,7 +12557,25 @@
           <w:p>
             <w:pPr>
               <w:spacing w:before="20" w:after="20" w:line="252" w:lineRule="auto"/>
-            </w:pPr>
+              <w:rPr>
+                <w:sz w:val="18"/>
+                <w:szCs w:val="18"/>
+              </w:rPr>
+            </w:pPr>
+            <w:r>
+              <w:rPr>
+                <w:sz w:val="18"/>
+                <w:szCs w:val="18"/>
+              </w:rPr>
+              <w:t>P</w:t>
+            </w:r>
+            <w:r>
+              <w:rPr>
+                <w:sz w:val="18"/>
+                <w:szCs w:val="18"/>
+              </w:rPr>
+              <w:t>roperti namaLengkap tidak ada di object profil; nama yang benar adalah nama.</w:t>
+            </w:r>
           </w:p>
         </w:tc>
         <w:tc>
@@ -12341,7 +12591,18 @@
           <w:p>
             <w:pPr>
               <w:spacing w:before="20" w:after="20" w:line="252" w:lineRule="auto"/>
-            </w:pPr>
+              <w:rPr>
+                <w:sz w:val="18"/>
+                <w:szCs w:val="18"/>
+              </w:rPr>
+            </w:pPr>
+            <w:r>
+              <w:rPr>
+                <w:sz w:val="18"/>
+                <w:szCs w:val="18"/>
+              </w:rPr>
+              <w:t>Menghilangkan code lengkap, dari namalengkap.</w:t>
+            </w:r>
           </w:p>
         </w:tc>
       </w:tr>
@@ -12364,7 +12625,18 @@
           <w:p>
             <w:pPr>
               <w:spacing w:before="20" w:after="20" w:line="252" w:lineRule="auto"/>
-            </w:pPr>
+              <w:rPr>
+                <w:sz w:val="18"/>
+                <w:szCs w:val="18"/>
+              </w:rPr>
+            </w:pPr>
+            <w:r>
+              <w:rPr>
+                <w:sz w:val="18"/>
+                <w:szCs w:val="18"/>
+              </w:rPr>
+              <w:t>1020</w:t>
+            </w:r>
           </w:p>
         </w:tc>
         <w:tc>
@@ -12380,7 +12652,18 @@
           <w:p>
             <w:pPr>
               <w:spacing w:before="20" w:after="20" w:line="252" w:lineRule="auto"/>
-            </w:pPr>
+              <w:rPr>
+                <w:sz w:val="18"/>
+                <w:szCs w:val="18"/>
+              </w:rPr>
+            </w:pPr>
+            <w:r>
+              <w:rPr>
+                <w:sz w:val="18"/>
+                <w:szCs w:val="18"/>
+              </w:rPr>
+              <w:t>91</w:t>
+            </w:r>
           </w:p>
         </w:tc>
         <w:tc>
@@ -12396,7 +12679,34 @@
           <w:p>
             <w:pPr>
               <w:spacing w:before="20" w:after="20" w:line="252" w:lineRule="auto"/>
-            </w:pPr>
+              <w:rPr>
+                <w:sz w:val="18"/>
+                <w:szCs w:val="18"/>
+              </w:rPr>
+            </w:pPr>
+            <w:r>
+              <w:rPr>
+                <w:sz w:val="18"/>
+                <w:szCs w:val="18"/>
+              </w:rPr>
+              <w:t xml:space="preserve">nilai dari input berupa </w:t>
+            </w:r>
+            <w:r>
+              <w:rPr>
+                <w:b/>
+                <w:bCs/>
+                <w:sz w:val="18"/>
+                <w:szCs w:val="18"/>
+              </w:rPr>
+              <w:t>teks/string</w:t>
+            </w:r>
+            <w:r>
+              <w:rPr>
+                <w:sz w:val="18"/>
+                <w:szCs w:val="18"/>
+              </w:rPr>
+              <w:t>.</w:t>
+            </w:r>
           </w:p>
         </w:tc>
         <w:tc>
@@ -12412,7 +12722,18 @@
           <w:p>
             <w:pPr>
               <w:spacing w:before="20" w:after="20" w:line="252" w:lineRule="auto"/>
-            </w:pPr>
+              <w:rPr>
+                <w:sz w:val="18"/>
+                <w:szCs w:val="18"/>
+              </w:rPr>
+            </w:pPr>
+            <w:r>
+              <w:rPr>
+                <w:sz w:val="18"/>
+                <w:szCs w:val="18"/>
+              </w:rPr>
+              <w:t>Menambah dan menganti deklarasi code agar hasilnya sesuai 30.</w:t>
+            </w:r>
           </w:p>
         </w:tc>
       </w:tr>
@@ -12836,13 +13157,25 @@
       <w:pPr>
         <w:keepNext/>
         <w:spacing w:after="80"/>
+        <w:rPr>
+          <w:sz w:val="20"/>
+          <w:szCs w:val="20"/>
+        </w:rPr>
       </w:pPr>
       <w:r>
         <w:rPr>
           <w:rFonts w:cs="Carlito"/>
           <w:sz w:val="20"/>
         </w:rPr>
-        <w:t>1.  Tulis satu potong data di halaman Anda yang sekarang tersimpan sebagai variabel, dan sebutkan nama variabelnya. Apa yang harus Anda ubah kalau isinya berubah?</w:t>
+        <w:t>1</w:t>
+      </w:r>
+      <w:r>
+        <w:rPr>
+          <w:rFonts w:cs="Carlito"/>
+          <w:sz w:val="20"/>
+          <w:szCs w:val="20"/>
+        </w:rPr>
+        <w:t>.  Tulis satu potong data di halaman Anda yang sekarang tersimpan sebagai variabel, dan sebutkan nama variabelnya. Apa yang harus Anda ubah kalau isinya berubah?</w:t>
       </w:r>
     </w:p>
     <w:tbl>
@@ -12868,41 +13201,38 @@
               <w:right w:val="single" w:sz="4" w:space="0" w:color="B9C6E2"/>
             </w:tcBorders>
           </w:tcPr>
-          <w:p/>
-        </w:tc>
-      </w:tr>
-      <w:tr>
-        <w:trPr>
-          <w:trHeight w:val="351"/>
-        </w:trPr>
-        <w:tc>
-          <w:tcPr>
-            <w:tcW w:w="9751" w:type="dxa"/>
-            <w:tcBorders>
-              <w:top w:val="single" w:sz="4" w:space="0" w:color="B9C6E2"/>
-              <w:left w:val="single" w:sz="4" w:space="0" w:color="B9C6E2"/>
-              <w:bottom w:val="single" w:sz="4" w:space="0" w:color="B9C6E2"/>
-              <w:right w:val="single" w:sz="4" w:space="0" w:color="B9C6E2"/>
-            </w:tcBorders>
-          </w:tcPr>
-          <w:p/>
+          <w:p>
+            <w:pPr>
+              <w:rPr>
+                <w:sz w:val="20"/>
+                <w:szCs w:val="20"/>
+              </w:rPr>
+            </w:pPr>
+            <w:r>
+              <w:rPr>
+                <w:sz w:val="20"/>
+                <w:szCs w:val="20"/>
+              </w:rPr>
+              <w:t>Data nama lengkap tersimpan pada variabel profil.nama. Jika isinya berubah, saya cukup mengubah nilai nama pada object profil di app.js.</w:t>
+            </w:r>
+          </w:p>
         </w:tc>
       </w:tr>
     </w:tbl>
     <w:p>
       <w:pPr>
-        <w:spacing w:after="60"/>
-      </w:pPr>
-    </w:p>
-    <w:p>
-      <w:pPr>
         <w:keepNext/>
         <w:spacing w:after="80"/>
+        <w:rPr>
+          <w:sz w:val="20"/>
+          <w:szCs w:val="20"/>
+        </w:rPr>
       </w:pPr>
       <w:r>
         <w:rPr>
           <w:rFonts w:cs="Carlito"/>
           <w:sz w:val="20"/>
+          <w:szCs w:val="20"/>
         </w:rPr>
         <w:t>2.  Apa bedanya const dan let? Berikan satu contoh pemakaian let di pekerjaan Anda.</w:t>
       </w:r>
@@ -12930,41 +13260,38 @@
               <w:right w:val="single" w:sz="4" w:space="0" w:color="B9C6E2"/>
             </w:tcBorders>
           </w:tcPr>
-          <w:p/>
-        </w:tc>
-      </w:tr>
-      <w:tr>
-        <w:trPr>
-          <w:trHeight w:val="351"/>
-        </w:trPr>
-        <w:tc>
-          <w:tcPr>
-            <w:tcW w:w="9751" w:type="dxa"/>
-            <w:tcBorders>
-              <w:top w:val="single" w:sz="4" w:space="0" w:color="B9C6E2"/>
-              <w:left w:val="single" w:sz="4" w:space="0" w:color="B9C6E2"/>
-              <w:bottom w:val="single" w:sz="4" w:space="0" w:color="B9C6E2"/>
-              <w:right w:val="single" w:sz="4" w:space="0" w:color="B9C6E2"/>
-            </w:tcBorders>
-          </w:tcPr>
-          <w:p/>
+          <w:p>
+            <w:pPr>
+              <w:rPr>
+                <w:sz w:val="20"/>
+                <w:szCs w:val="20"/>
+              </w:rPr>
+            </w:pPr>
+            <w:r>
+              <w:rPr>
+                <w:sz w:val="20"/>
+                <w:szCs w:val="20"/>
+              </w:rPr>
+              <w:t>const digunakan untuk nilai yang tidak ditunjuk ulang, sedangkan let digunakan untuk nilai yang dapat berubah. Contoh let adalah let pilihanAktif = "semua";.</w:t>
+            </w:r>
+          </w:p>
         </w:tc>
       </w:tr>
     </w:tbl>
     <w:p>
       <w:pPr>
-        <w:spacing w:after="60"/>
-      </w:pPr>
-    </w:p>
-    <w:p>
-      <w:pPr>
         <w:keepNext/>
         <w:spacing w:after="80"/>
+        <w:rPr>
+          <w:sz w:val="20"/>
+          <w:szCs w:val="20"/>
+        </w:rPr>
       </w:pPr>
       <w:r>
         <w:rPr>
           <w:rFonts w:cs="Carlito"/>
           <w:sz w:val="20"/>
+          <w:szCs w:val="20"/>
         </w:rPr>
         <w:t>3.  Anda memakai { ...profil } untuk menyalin objek. Apa yang terjadi kalau tanda titik-tiga itu dihapus? Peragakan di Console, lalu tulis hasilnya.</w:t>
       </w:r>
@@ -12992,41 +13319,38 @@
               <w:right w:val="single" w:sz="4" w:space="0" w:color="B9C6E2"/>
             </w:tcBorders>
           </w:tcPr>
-          <w:p/>
-        </w:tc>
-      </w:tr>
-      <w:tr>
-        <w:trPr>
-          <w:trHeight w:val="351"/>
-        </w:trPr>
-        <w:tc>
-          <w:tcPr>
-            <w:tcW w:w="9751" w:type="dxa"/>
-            <w:tcBorders>
-              <w:top w:val="single" w:sz="4" w:space="0" w:color="B9C6E2"/>
-              <w:left w:val="single" w:sz="4" w:space="0" w:color="B9C6E2"/>
-              <w:bottom w:val="single" w:sz="4" w:space="0" w:color="B9C6E2"/>
-              <w:right w:val="single" w:sz="4" w:space="0" w:color="B9C6E2"/>
-            </w:tcBorders>
-          </w:tcPr>
-          <w:p/>
+          <w:p>
+            <w:pPr>
+              <w:rPr>
+                <w:sz w:val="20"/>
+                <w:szCs w:val="20"/>
+              </w:rPr>
+            </w:pPr>
+            <w:r>
+              <w:rPr>
+                <w:sz w:val="20"/>
+                <w:szCs w:val="20"/>
+              </w:rPr>
+              <w:t>{ ...profil } membuat salinan object secara dangkal. Jika tanda titik-tiganya dihapus dan hanya menggunakan profil, maka yang digunakan adalah object asli, bukan salinannya.</w:t>
+            </w:r>
+          </w:p>
         </w:tc>
       </w:tr>
     </w:tbl>
     <w:p>
       <w:pPr>
-        <w:spacing w:after="60"/>
-      </w:pPr>
-    </w:p>
-    <w:p>
-      <w:pPr>
         <w:keepNext/>
         <w:spacing w:after="80"/>
+        <w:rPr>
+          <w:sz w:val="20"/>
+          <w:szCs w:val="20"/>
+        </w:rPr>
       </w:pPr>
       <w:r>
         <w:rPr>
           <w:rFonts w:cs="Carlito"/>
           <w:sz w:val="20"/>
+          <w:szCs w:val="20"/>
         </w:rPr>
         <w:t>4.  Console menampilkan Cannot read properties of null pada baris yang memakai querySelector. Apa dua hal pertama yang Anda periksa, dan mengapa keduanya itu?</w:t>
       </w:r>
@@ -13054,41 +13378,38 @@
               <w:right w:val="single" w:sz="4" w:space="0" w:color="B9C6E2"/>
             </w:tcBorders>
           </w:tcPr>
-          <w:p/>
-        </w:tc>
-      </w:tr>
-      <w:tr>
-        <w:trPr>
-          <w:trHeight w:val="351"/>
-        </w:trPr>
-        <w:tc>
-          <w:tcPr>
-            <w:tcW w:w="9751" w:type="dxa"/>
-            <w:tcBorders>
-              <w:top w:val="single" w:sz="4" w:space="0" w:color="B9C6E2"/>
-              <w:left w:val="single" w:sz="4" w:space="0" w:color="B9C6E2"/>
-              <w:bottom w:val="single" w:sz="4" w:space="0" w:color="B9C6E2"/>
-              <w:right w:val="single" w:sz="4" w:space="0" w:color="B9C6E2"/>
-            </w:tcBorders>
-          </w:tcPr>
-          <w:p/>
+          <w:p>
+            <w:pPr>
+              <w:rPr>
+                <w:sz w:val="20"/>
+                <w:szCs w:val="20"/>
+              </w:rPr>
+            </w:pPr>
+            <w:r>
+              <w:rPr>
+                <w:sz w:val="20"/>
+                <w:szCs w:val="20"/>
+              </w:rPr>
+              <w:t>Saya pertama memeriksa apakah id atau class pada querySelector sama persis dengan HTML, kemudian memeriksa apakah script dijalankan setelah elemen HTML tersedia.</w:t>
+            </w:r>
+          </w:p>
         </w:tc>
       </w:tr>
     </w:tbl>
     <w:p>
       <w:pPr>
-        <w:spacing w:after="60"/>
-      </w:pPr>
-    </w:p>
-    <w:p>
-      <w:pPr>
         <w:keepNext/>
         <w:spacing w:after="80"/>
+        <w:rPr>
+          <w:sz w:val="20"/>
+          <w:szCs w:val="20"/>
+        </w:rPr>
       </w:pPr>
       <w:r>
         <w:rPr>
           <w:rFonts w:cs="Carlito"/>
           <w:sz w:val="20"/>
+          <w:szCs w:val="20"/>
         </w:rPr>
         <w:t>5.  Mengapa nilai dari kolom isian tidak bisa langsung dijumlahkan? Tulis caranya supaya bisa.</w:t>
       </w:r>
@@ -13116,32 +13437,24 @@
               <w:right w:val="single" w:sz="4" w:space="0" w:color="B9C6E2"/>
             </w:tcBorders>
           </w:tcPr>
-          <w:p/>
-        </w:tc>
-      </w:tr>
-      <w:tr>
-        <w:trPr>
-          <w:trHeight w:val="351"/>
-        </w:trPr>
-        <w:tc>
-          <w:tcPr>
-            <w:tcW w:w="9751" w:type="dxa"/>
-            <w:tcBorders>
-              <w:top w:val="single" w:sz="4" w:space="0" w:color="B9C6E2"/>
-              <w:left w:val="single" w:sz="4" w:space="0" w:color="B9C6E2"/>
-              <w:bottom w:val="single" w:sz="4" w:space="0" w:color="B9C6E2"/>
-              <w:right w:val="single" w:sz="4" w:space="0" w:color="B9C6E2"/>
-            </w:tcBorders>
-          </w:tcPr>
-          <w:p/>
+          <w:p>
+            <w:pPr>
+              <w:rPr>
+                <w:sz w:val="20"/>
+                <w:szCs w:val="20"/>
+              </w:rPr>
+            </w:pPr>
+            <w:r>
+              <w:rPr>
+                <w:sz w:val="20"/>
+                <w:szCs w:val="20"/>
+              </w:rPr>
+              <w:t>Karena nilai dari input berupa string. Nilainya harus dikonversi terlebih dahulu menggunakan Number(input.value) sebelum dijumlahkan.</w:t>
+            </w:r>
+          </w:p>
         </w:tc>
       </w:tr>
     </w:tbl>
-    <w:p>
-      <w:pPr>
-        <w:spacing w:after="60"/>
-      </w:pPr>
-    </w:p>
     <w:p>
       <w:pPr>
         <w:keepNext/>
@@ -13365,7 +13678,7 @@
                 <w:color w:val="003796"/>
                 <w:sz w:val="22"/>
               </w:rPr>
-              <w:t>✓</w:t>
+              <w:t>X</w:t>
             </w:r>
             <w:r>
               <w:rPr>
@@ -13407,16 +13720,7 @@
                 <w:color w:val="003796"/>
                 <w:sz w:val="22"/>
               </w:rPr>
-              <w:t xml:space="preserve"> Deklarasi AI  bagian README menyebutkan bagian mana yang dibantu AI dan bagian mana yang </w:t>
-            </w:r>
-            <w:r>
-              <w:rPr>
-                <w:rFonts w:cs="Carlito"/>
-                <w:color w:val="003796"/>
-                <w:sz w:val="22"/>
-              </w:rPr>
-              <w:lastRenderedPageBreak/>
-              <w:t>Anda kerjakan sendiri</w:t>
+              <w:t xml:space="preserve"> Deklarasi AI  bagian README menyebutkan bagian mana yang dibantu AI dan bagian mana yang Anda kerjakan sendiri</w:t>
             </w:r>
           </w:p>
         </w:tc>
@@ -13442,7 +13746,6 @@
                 <w:color w:val="003796"/>
                 <w:sz w:val="22"/>
               </w:rPr>
-              <w:lastRenderedPageBreak/>
               <w:t>✓</w:t>
             </w:r>
             <w:r>
@@ -13451,7 +13754,7 @@
                 <w:color w:val="003796"/>
                 <w:sz w:val="22"/>
               </w:rPr>
-              <w:t xml:space="preserve">  Git  ada lebih dari satu commit hari ini, dan pesan commit-nya menjelaskan isinya</w:t>
+              <w:t xml:space="preserve"> Git  ada lebih dari satu commit hari ini, dan pesan commit-nya menjelaskan isinya</w:t>
             </w:r>
           </w:p>
         </w:tc>
@@ -13508,24 +13811,22 @@
               <w:right w:val="single" w:sz="4" w:space="0" w:color="B9C6E2"/>
             </w:tcBorders>
           </w:tcPr>
-          <w:p/>
-        </w:tc>
-      </w:tr>
-      <w:tr>
-        <w:trPr>
-          <w:trHeight w:val="351"/>
-        </w:trPr>
-        <w:tc>
-          <w:tcPr>
-            <w:tcW w:w="9751" w:type="dxa"/>
-            <w:tcBorders>
-              <w:top w:val="single" w:sz="4" w:space="0" w:color="B9C6E2"/>
-              <w:left w:val="single" w:sz="4" w:space="0" w:color="B9C6E2"/>
-              <w:bottom w:val="single" w:sz="4" w:space="0" w:color="B9C6E2"/>
-              <w:right w:val="single" w:sz="4" w:space="0" w:color="B9C6E2"/>
-            </w:tcBorders>
-          </w:tcPr>
-          <w:p/>
+          <w:p>
+            <w:pPr>
+              <w:rPr>
+                <w:sz w:val="20"/>
+                <w:szCs w:val="20"/>
+              </w:rPr>
+            </w:pPr>
+            <w:r>
+              <w:rPr>
+                <w:sz w:val="20"/>
+                <w:szCs w:val="20"/>
+              </w:rPr>
+              <w:lastRenderedPageBreak/>
+              <w:t>Saya harus selalu mengecek tipe data dan nama variabel karena kesalahan kecil dapat menyebabkan hasil undefined atau perhitungan yang salah.</w:t>
+            </w:r>
+          </w:p>
         </w:tc>
       </w:tr>
     </w:tbl>
@@ -13829,7 +14130,18 @@
           <w:p>
             <w:pPr>
               <w:spacing w:before="20" w:after="20" w:line="252" w:lineRule="auto"/>
-            </w:pPr>
+              <w:rPr>
+                <w:sz w:val="18"/>
+                <w:szCs w:val="18"/>
+              </w:rPr>
+            </w:pPr>
+            <w:r>
+              <w:rPr>
+                <w:sz w:val="18"/>
+                <w:szCs w:val="18"/>
+              </w:rPr>
+              <w:t>15</w:t>
+            </w:r>
           </w:p>
         </w:tc>
         <w:tc>
@@ -13845,7 +14157,18 @@
           <w:p>
             <w:pPr>
               <w:spacing w:before="20" w:after="20" w:line="252" w:lineRule="auto"/>
-            </w:pPr>
+              <w:rPr>
+                <w:sz w:val="18"/>
+                <w:szCs w:val="18"/>
+              </w:rPr>
+            </w:pPr>
+            <w:r>
+              <w:rPr>
+                <w:sz w:val="18"/>
+                <w:szCs w:val="18"/>
+              </w:rPr>
+              <w:t>js/app.js</w:t>
+            </w:r>
           </w:p>
         </w:tc>
       </w:tr>
@@ -13914,7 +14237,18 @@
           <w:p>
             <w:pPr>
               <w:spacing w:before="20" w:after="20" w:line="252" w:lineRule="auto"/>
-            </w:pPr>
+              <w:rPr>
+                <w:sz w:val="18"/>
+                <w:szCs w:val="18"/>
+              </w:rPr>
+            </w:pPr>
+            <w:r>
+              <w:rPr>
+                <w:sz w:val="18"/>
+                <w:szCs w:val="18"/>
+              </w:rPr>
+              <w:t>20</w:t>
+            </w:r>
           </w:p>
         </w:tc>
         <w:tc>
@@ -13930,7 +14264,18 @@
           <w:p>
             <w:pPr>
               <w:spacing w:before="20" w:after="20" w:line="252" w:lineRule="auto"/>
-            </w:pPr>
+              <w:rPr>
+                <w:sz w:val="18"/>
+                <w:szCs w:val="18"/>
+              </w:rPr>
+            </w:pPr>
+            <w:r>
+              <w:rPr>
+                <w:sz w:val="18"/>
+                <w:szCs w:val="18"/>
+              </w:rPr>
+              <w:t>buatPerkenalan() dan formatKeahlian()</w:t>
+            </w:r>
           </w:p>
         </w:tc>
       </w:tr>
@@ -13999,7 +14344,25 @@
           <w:p>
             <w:pPr>
               <w:spacing w:before="20" w:after="20" w:line="252" w:lineRule="auto"/>
-            </w:pPr>
+              <w:rPr>
+                <w:sz w:val="18"/>
+                <w:szCs w:val="18"/>
+              </w:rPr>
+            </w:pPr>
+            <w:r>
+              <w:rPr>
+                <w:sz w:val="18"/>
+                <w:szCs w:val="18"/>
+              </w:rPr>
+              <w:t>2</w:t>
+            </w:r>
+            <w:r>
+              <w:rPr>
+                <w:sz w:val="18"/>
+                <w:szCs w:val="18"/>
+              </w:rPr>
+              <w:t>0</w:t>
+            </w:r>
           </w:p>
         </w:tc>
         <w:tc>
@@ -14015,7 +14378,18 @@
           <w:p>
             <w:pPr>
               <w:spacing w:before="20" w:after="20" w:line="252" w:lineRule="auto"/>
-            </w:pPr>
+              <w:rPr>
+                <w:sz w:val="18"/>
+                <w:szCs w:val="18"/>
+              </w:rPr>
+            </w:pPr>
+            <w:r>
+              <w:rPr>
+                <w:sz w:val="18"/>
+                <w:szCs w:val="18"/>
+              </w:rPr>
+              <w:t>map(), filter(), find() di app.js</w:t>
+            </w:r>
           </w:p>
         </w:tc>
       </w:tr>
@@ -14084,7 +14458,18 @@
           <w:p>
             <w:pPr>
               <w:spacing w:before="20" w:after="20" w:line="252" w:lineRule="auto"/>
-            </w:pPr>
+              <w:rPr>
+                <w:sz w:val="18"/>
+                <w:szCs w:val="18"/>
+              </w:rPr>
+            </w:pPr>
+            <w:r>
+              <w:rPr>
+                <w:sz w:val="18"/>
+                <w:szCs w:val="18"/>
+              </w:rPr>
+              <w:t>20</w:t>
+            </w:r>
           </w:p>
         </w:tc>
         <w:tc>
@@ -14100,7 +14485,18 @@
           <w:p>
             <w:pPr>
               <w:spacing w:before="20" w:after="20" w:line="252" w:lineRule="auto"/>
-            </w:pPr>
+              <w:rPr>
+                <w:sz w:val="18"/>
+                <w:szCs w:val="18"/>
+              </w:rPr>
+            </w:pPr>
+            <w:r>
+              <w:rPr>
+                <w:sz w:val="18"/>
+                <w:szCs w:val="18"/>
+              </w:rPr>
+              <w:t>Console + screenshot Lembar E</w:t>
+            </w:r>
           </w:p>
         </w:tc>
       </w:tr>
@@ -14169,7 +14565,18 @@
           <w:p>
             <w:pPr>
               <w:spacing w:before="20" w:after="20" w:line="252" w:lineRule="auto"/>
-            </w:pPr>
+              <w:rPr>
+                <w:sz w:val="18"/>
+                <w:szCs w:val="18"/>
+              </w:rPr>
+            </w:pPr>
+            <w:r>
+              <w:rPr>
+                <w:sz w:val="18"/>
+                <w:szCs w:val="18"/>
+              </w:rPr>
+              <w:t>15</w:t>
+            </w:r>
           </w:p>
         </w:tc>
         <w:tc>
@@ -14185,7 +14592,18 @@
           <w:p>
             <w:pPr>
               <w:spacing w:before="20" w:after="20" w:line="252" w:lineRule="auto"/>
-            </w:pPr>
+              <w:rPr>
+                <w:sz w:val="18"/>
+                <w:szCs w:val="18"/>
+              </w:rPr>
+            </w:pPr>
+            <w:r>
+              <w:rPr>
+                <w:sz w:val="18"/>
+                <w:szCs w:val="18"/>
+              </w:rPr>
+              <w:t>app.js, README, Git</w:t>
+            </w:r>
           </w:p>
         </w:tc>
       </w:tr>
@@ -14254,7 +14672,18 @@
           <w:p>
             <w:pPr>
               <w:spacing w:before="20" w:after="20" w:line="252" w:lineRule="auto"/>
-            </w:pPr>
+              <w:rPr>
+                <w:sz w:val="18"/>
+                <w:szCs w:val="18"/>
+              </w:rPr>
+            </w:pPr>
+            <w:r>
+              <w:rPr>
+                <w:sz w:val="18"/>
+                <w:szCs w:val="18"/>
+              </w:rPr>
+              <w:t>Bismillah 90-100</w:t>
+            </w:r>
           </w:p>
         </w:tc>
         <w:tc>
@@ -14270,7 +14699,18 @@
           <w:p>
             <w:pPr>
               <w:spacing w:before="20" w:after="20" w:line="252" w:lineRule="auto"/>
-            </w:pPr>
+              <w:rPr>
+                <w:sz w:val="18"/>
+                <w:szCs w:val="18"/>
+              </w:rPr>
+            </w:pPr>
+            <w:r>
+              <w:rPr>
+                <w:sz w:val="18"/>
+                <w:szCs w:val="18"/>
+              </w:rPr>
+              <w:t>-</w:t>
+            </w:r>
           </w:p>
         </w:tc>
       </w:tr>
@@ -14326,37 +14766,45 @@
               <w:right w:val="single" w:sz="4" w:space="0" w:color="B9C6E2"/>
             </w:tcBorders>
           </w:tcPr>
-          <w:p/>
-        </w:tc>
-      </w:tr>
-      <w:tr>
-        <w:trPr>
-          <w:trHeight w:val="351"/>
-        </w:trPr>
-        <w:tc>
-          <w:tcPr>
-            <w:tcW w:w="9751" w:type="dxa"/>
-            <w:tcBorders>
-              <w:top w:val="single" w:sz="4" w:space="0" w:color="B9C6E2"/>
-              <w:left w:val="single" w:sz="4" w:space="0" w:color="B9C6E2"/>
-              <w:bottom w:val="single" w:sz="4" w:space="0" w:color="B9C6E2"/>
-              <w:right w:val="single" w:sz="4" w:space="0" w:color="B9C6E2"/>
-            </w:tcBorders>
-          </w:tcPr>
-          <w:p/>
+          <w:p>
+            <w:pPr>
+              <w:rPr>
+                <w:sz w:val="20"/>
+                <w:szCs w:val="20"/>
+              </w:rPr>
+            </w:pPr>
+            <w:r>
+              <w:rPr>
+                <w:sz w:val="20"/>
+                <w:szCs w:val="20"/>
+              </w:rPr>
+              <w:t>Memahami penggunaan map(), filter(), find(), serta membaca pesan error pada Console.</w:t>
+            </w:r>
+          </w:p>
         </w:tc>
       </w:tr>
     </w:tbl>
     <w:p>
       <w:pPr>
         <w:spacing w:after="60"/>
+        <w:rPr>
+          <w:sz w:val="20"/>
+          <w:szCs w:val="20"/>
+        </w:rPr>
       </w:pPr>
     </w:p>
     <w:p>
+      <w:pPr>
+        <w:rPr>
+          <w:sz w:val="20"/>
+          <w:szCs w:val="20"/>
+        </w:rPr>
+      </w:pPr>
       <w:r>
         <w:rPr>
           <w:rFonts w:cs="Carlito"/>
           <w:sz w:val="20"/>
+          <w:szCs w:val="20"/>
         </w:rPr>
         <w:t>Yang ingin saya bahas di kelas berikutnya:</w:t>
       </w:r>
@@ -14384,24 +14832,21 @@
               <w:right w:val="single" w:sz="4" w:space="0" w:color="B9C6E2"/>
             </w:tcBorders>
           </w:tcPr>
-          <w:p/>
-        </w:tc>
-      </w:tr>
-      <w:tr>
-        <w:trPr>
-          <w:trHeight w:val="351"/>
-        </w:trPr>
-        <w:tc>
-          <w:tcPr>
-            <w:tcW w:w="9751" w:type="dxa"/>
-            <w:tcBorders>
-              <w:top w:val="single" w:sz="4" w:space="0" w:color="B9C6E2"/>
-              <w:left w:val="single" w:sz="4" w:space="0" w:color="B9C6E2"/>
-              <w:bottom w:val="single" w:sz="4" w:space="0" w:color="B9C6E2"/>
-              <w:right w:val="single" w:sz="4" w:space="0" w:color="B9C6E2"/>
-            </w:tcBorders>
-          </w:tcPr>
-          <w:p/>
+          <w:p>
+            <w:pPr>
+              <w:rPr>
+                <w:sz w:val="20"/>
+                <w:szCs w:val="20"/>
+              </w:rPr>
+            </w:pPr>
+            <w:r>
+              <w:rPr>
+                <w:sz w:val="20"/>
+                <w:szCs w:val="20"/>
+              </w:rPr>
+              <w:t>Penggunaan JavaScript untuk menghubungkan data dengan elemen HTML melalui DOM dan event.</w:t>
+            </w:r>
+          </w:p>
         </w:tc>
       </w:tr>
     </w:tbl>
@@ -14437,7 +14882,7 @@
           <w:rFonts w:cs="Carlito"/>
           <w:sz w:val="20"/>
         </w:rPr>
-        <w:t xml:space="preserve"> 9 October 8, 2026 </w:t>
+        <w:t xml:space="preserve"> 9 October 8, 2026</w:t>
       </w:r>
       <w:r>
         <w:rPr>
@@ -14445,6 +14890,20 @@
           <w:sz w:val="20"/>
         </w:rPr>
         <w:t xml:space="preserve"> Jam selesai: </w:t>
+      </w:r>
+      <w:r>
+        <w:rPr>
+          <w:rFonts w:cs="Carlito"/>
+          <w:sz w:val="20"/>
+        </w:rPr>
+        <w:t>23.</w:t>
+      </w:r>
+      <w:r>
+        <w:rPr>
+          <w:rFonts w:cs="Carlito"/>
+          <w:sz w:val="20"/>
+        </w:rPr>
+        <w:t>50</w:t>
       </w:r>
     </w:p>
     <w:p>
@@ -14531,7 +14990,6 @@
                 <w:color w:val="E2E8F0"/>
                 <w:sz w:val="17"/>
               </w:rPr>
-              <w:lastRenderedPageBreak/>
               <w:t>git add .</w:t>
             </w:r>
             <w:r>
@@ -15814,7 +16272,18 @@
           <w:p>
             <w:pPr>
               <w:spacing w:before="20" w:after="20" w:line="252" w:lineRule="auto"/>
-            </w:pPr>
+              <w:rPr>
+                <w:sz w:val="19"/>
+                <w:szCs w:val="19"/>
+              </w:rPr>
+            </w:pPr>
+            <w:r>
+              <w:rPr>
+                <w:sz w:val="19"/>
+                <w:szCs w:val="19"/>
+              </w:rPr>
+              <w:t>Saat nilai variabel tidak perlu diganti</w:t>
+            </w:r>
           </w:p>
         </w:tc>
       </w:tr>
@@ -15883,7 +16352,18 @@
           <w:p>
             <w:pPr>
               <w:spacing w:before="20" w:after="20" w:line="252" w:lineRule="auto"/>
-            </w:pPr>
+              <w:rPr>
+                <w:sz w:val="19"/>
+                <w:szCs w:val="19"/>
+              </w:rPr>
+            </w:pPr>
+            <w:r>
+              <w:rPr>
+                <w:sz w:val="19"/>
+                <w:szCs w:val="19"/>
+              </w:rPr>
+              <w:t>Saat nilai variabel bisa berubah</w:t>
+            </w:r>
           </w:p>
         </w:tc>
       </w:tr>
@@ -15952,7 +16432,18 @@
           <w:p>
             <w:pPr>
               <w:spacing w:before="20" w:after="20" w:line="252" w:lineRule="auto"/>
-            </w:pPr>
+              <w:rPr>
+                <w:sz w:val="19"/>
+                <w:szCs w:val="19"/>
+              </w:rPr>
+            </w:pPr>
+            <w:r>
+              <w:rPr>
+                <w:sz w:val="19"/>
+                <w:szCs w:val="19"/>
+              </w:rPr>
+              <w:t>Saat membuat template literal</w:t>
+            </w:r>
           </w:p>
         </w:tc>
       </w:tr>
@@ -16021,7 +16512,18 @@
           <w:p>
             <w:pPr>
               <w:spacing w:before="20" w:after="20" w:line="252" w:lineRule="auto"/>
-            </w:pPr>
+              <w:rPr>
+                <w:sz w:val="19"/>
+                <w:szCs w:val="19"/>
+              </w:rPr>
+            </w:pPr>
+            <w:r>
+              <w:rPr>
+                <w:sz w:val="19"/>
+                <w:szCs w:val="19"/>
+              </w:rPr>
+              <w:t>Saat melakukan perbandingan</w:t>
+            </w:r>
           </w:p>
         </w:tc>
       </w:tr>
@@ -16090,7 +16592,18 @@
           <w:p>
             <w:pPr>
               <w:spacing w:before="20" w:after="20" w:line="252" w:lineRule="auto"/>
-            </w:pPr>
+              <w:rPr>
+                <w:sz w:val="19"/>
+                <w:szCs w:val="19"/>
+              </w:rPr>
+            </w:pPr>
+            <w:r>
+              <w:rPr>
+                <w:sz w:val="19"/>
+                <w:szCs w:val="19"/>
+              </w:rPr>
+              <w:t>Saat data mungkin tidak tersedia</w:t>
+            </w:r>
           </w:p>
         </w:tc>
       </w:tr>
@@ -16159,7 +16672,18 @@
           <w:p>
             <w:pPr>
               <w:spacing w:before="20" w:after="20" w:line="252" w:lineRule="auto"/>
-            </w:pPr>
+              <w:rPr>
+                <w:sz w:val="19"/>
+                <w:szCs w:val="19"/>
+              </w:rPr>
+            </w:pPr>
+            <w:r>
+              <w:rPr>
+                <w:sz w:val="19"/>
+                <w:szCs w:val="19"/>
+              </w:rPr>
+              <w:t>Saat object/properti mungkin tidak ada</w:t>
+            </w:r>
           </w:p>
         </w:tc>
       </w:tr>
@@ -16228,7 +16752,18 @@
           <w:p>
             <w:pPr>
               <w:spacing w:before="20" w:after="20" w:line="252" w:lineRule="auto"/>
-            </w:pPr>
+              <w:rPr>
+                <w:sz w:val="19"/>
+                <w:szCs w:val="19"/>
+              </w:rPr>
+            </w:pPr>
+            <w:r>
+              <w:rPr>
+                <w:sz w:val="19"/>
+                <w:szCs w:val="19"/>
+              </w:rPr>
+              <w:t>saat ingin menyalin sebuah objek tanpa membuat objek asli ikut berubah.</w:t>
+            </w:r>
           </w:p>
         </w:tc>
       </w:tr>
@@ -16297,7 +16832,18 @@
           <w:p>
             <w:pPr>
               <w:spacing w:before="20" w:after="20" w:line="252" w:lineRule="auto"/>
-            </w:pPr>
+              <w:rPr>
+                <w:sz w:val="19"/>
+                <w:szCs w:val="19"/>
+              </w:rPr>
+            </w:pPr>
+            <w:r>
+              <w:rPr>
+                <w:sz w:val="19"/>
+                <w:szCs w:val="19"/>
+              </w:rPr>
+              <w:t>Saat ingin mengurutkan tanpa mengubah array asli</w:t>
+            </w:r>
           </w:p>
         </w:tc>
       </w:tr>
@@ -16367,7 +16913,18 @@
           <w:p>
             <w:pPr>
               <w:spacing w:before="20" w:after="20" w:line="252" w:lineRule="auto"/>
-            </w:pPr>
+              <w:rPr>
+                <w:sz w:val="19"/>
+                <w:szCs w:val="19"/>
+              </w:rPr>
+            </w:pPr>
+            <w:r>
+              <w:rPr>
+                <w:sz w:val="19"/>
+                <w:szCs w:val="19"/>
+              </w:rPr>
+              <w:t>Saat ingin mengolah data array sesuai kebutuhan</w:t>
+            </w:r>
           </w:p>
         </w:tc>
       </w:tr>
@@ -16436,7 +16993,18 @@
           <w:p>
             <w:pPr>
               <w:spacing w:before="20" w:after="20" w:line="252" w:lineRule="auto"/>
-            </w:pPr>
+              <w:rPr>
+                <w:sz w:val="19"/>
+                <w:szCs w:val="19"/>
+              </w:rPr>
+            </w:pPr>
+            <w:r>
+              <w:rPr>
+                <w:sz w:val="19"/>
+                <w:szCs w:val="19"/>
+              </w:rPr>
+              <w:t>Saat memeriksa array/object di Console</w:t>
+            </w:r>
           </w:p>
         </w:tc>
       </w:tr>
